--- a/courseware/LP-Certified Lean Six Sigma Yellow Belt (CLSSYB).docx
+++ b/courseware/LP-Certified Lean Six Sigma Yellow Belt (CLSSYB).docx
@@ -482,7 +482,7 @@
               <w:rPr>
                 <w:sz w:val="19"/>
               </w:rPr>
-              <w:t>20 July 2026</w:t>
+              <w:t>23 September 2026</w:t>
             </w:r>
           </w:p>
         </w:tc>
@@ -540,7 +540,7 @@
               <w:rPr>
                 <w:sz w:val="19"/>
               </w:rPr>
-              <w:t>20 July 2026</w:t>
+              <w:t>23 September 2026</w:t>
             </w:r>
           </w:p>
         </w:tc>
@@ -598,7 +598,7 @@
               <w:rPr>
                 <w:sz w:val="19"/>
               </w:rPr>
-              <w:t>20 July 2026</w:t>
+              <w:t>23 September 2026</w:t>
             </w:r>
           </w:p>
         </w:tc>
@@ -689,6 +689,64 @@
           </w:p>
         </w:tc>
       </w:tr>
+      <w:tr>
+        <w:tc>
+          <w:tcPr>
+            <w:tcW w:type="dxa" w:w="2160"/>
+          </w:tcPr>
+          <w:p>
+            <w:r/>
+            <w:r>
+              <w:rPr>
+                <w:sz w:val="19"/>
+              </w:rPr>
+              <w:t>9</w:t>
+            </w:r>
+          </w:p>
+        </w:tc>
+        <w:tc>
+          <w:tcPr>
+            <w:tcW w:type="dxa" w:w="2160"/>
+          </w:tcPr>
+          <w:p>
+            <w:r/>
+            <w:r>
+              <w:rPr>
+                <w:sz w:val="19"/>
+              </w:rPr>
+              <w:t>23 September 2026</w:t>
+            </w:r>
+          </w:p>
+        </w:tc>
+        <w:tc>
+          <w:tcPr>
+            <w:tcW w:type="dxa" w:w="2160"/>
+          </w:tcPr>
+          <w:p>
+            <w:r/>
+            <w:r>
+              <w:rPr>
+                <w:sz w:val="19"/>
+              </w:rPr>
+              <w:t>Labs reissued as ACTIVITY PACKS in the Tertiary Infotech house format: one folder per activity named "NN - Title", each holding a Facilitator Guide, a Learner Worksheet and a Checklist (DOCX + PDF) alongside its own mock data (data/*.csv) and blank worksheets (templates/*.csv). The previous labs/ Markdown layout is superseded and archived.</w:t>
+            </w:r>
+          </w:p>
+        </w:tc>
+        <w:tc>
+          <w:tcPr>
+            <w:tcW w:type="dxa" w:w="2160"/>
+          </w:tcPr>
+          <w:p>
+            <w:r/>
+            <w:r>
+              <w:rPr>
+                <w:sz w:val="19"/>
+              </w:rPr>
+              <w:t>Dr. Alfred Ang</w:t>
+            </w:r>
+          </w:p>
+        </w:tc>
+      </w:tr>
     </w:tbl>
     <w:p>
       <w:r>
@@ -756,9 +814,28 @@
           <w:color w:val="333333"/>
           <w:sz w:val="22"/>
         </w:rPr>
+        <w:t>Training Resources and Activity Data</w:t>
+        <w:tab/>
+        <w:t>5</w:t>
+      </w:r>
+    </w:p>
+    <w:p>
+      <w:pPr>
+        <w:tabs>
+          <w:tab w:pos="9072" w:val="right" w:leader="dot"/>
+        </w:tabs>
+        <w:spacing w:after="60"/>
+      </w:pPr>
+      <w:r>
+        <w:rPr>
+          <w:rFonts w:ascii="Arial" w:hAnsi="Arial"/>
+          <w:b/>
+          <w:color w:val="333333"/>
+          <w:sz w:val="22"/>
+        </w:rPr>
         <w:t>Course Schedule</w:t>
         <w:tab/>
-        <w:t>5</w:t>
+        <w:t>6</w:t>
       </w:r>
     </w:p>
     <w:p>
@@ -778,7 +855,7 @@
         </w:rPr>
         <w:t>Day 1 — Six Sigma foundations, Define phase and process mapping</w:t>
         <w:tab/>
-        <w:t>5</w:t>
+        <w:t>6</w:t>
       </w:r>
     </w:p>
     <w:p>
@@ -798,7 +875,7 @@
         </w:rPr>
         <w:t>Day 2 — Measure, Analyse, Improve and Control</w:t>
         <w:tab/>
-        <w:t>6</w:t>
+        <w:t>7</w:t>
       </w:r>
     </w:p>
     <w:p>
@@ -815,7 +892,7 @@
           <w:color w:val="333333"/>
           <w:sz w:val="22"/>
         </w:rPr>
-        <w:t>Lab Reference (aligned to the DMAIC phases)</w:t>
+        <w:t>Activity Reference (aligned to the DMAIC phases)</w:t>
         <w:tab/>
         <w:t>8</w:t>
       </w:r>
@@ -854,7 +931,7 @@
             <w:r>
               <w:rPr>
                 <w:b/>
-                <w:sz w:val="20"/>
+                <w:sz w:val="22"/>
               </w:rPr>
               <w:t>Course Title</w:t>
             </w:r>
@@ -870,7 +947,7 @@
             </w:r>
             <w:r>
               <w:rPr>
-                <w:sz w:val="20"/>
+                <w:sz w:val="22"/>
               </w:rPr>
             </w:r>
           </w:p>
@@ -889,7 +966,7 @@
             <w:r>
               <w:rPr>
                 <w:b/>
-                <w:sz w:val="20"/>
+                <w:sz w:val="22"/>
               </w:rPr>
             </w:r>
           </w:p>
@@ -904,7 +981,7 @@
             </w:r>
             <w:r>
               <w:rPr>
-                <w:sz w:val="20"/>
+                <w:sz w:val="22"/>
               </w:rPr>
             </w:r>
           </w:p>
@@ -921,7 +998,7 @@
             <w:r>
               <w:rPr>
                 <w:b/>
-                <w:sz w:val="20"/>
+                <w:sz w:val="22"/>
               </w:rPr>
               <w:t>Training Provider</w:t>
             </w:r>
@@ -935,7 +1012,7 @@
             <w:r/>
             <w:r>
               <w:rPr>
-                <w:sz w:val="20"/>
+                <w:sz w:val="22"/>
               </w:rPr>
               <w:t>Tertiary Infotech Academy Pte Ltd  (UEN 201200696W)</w:t>
             </w:r>
@@ -953,7 +1030,7 @@
             <w:r>
               <w:rPr>
                 <w:b/>
-                <w:sz w:val="20"/>
+                <w:sz w:val="22"/>
               </w:rPr>
               <w:t>Duration</w:t>
             </w:r>
@@ -969,7 +1046,7 @@
             </w:r>
             <w:r>
               <w:rPr>
-                <w:sz w:val="20"/>
+                <w:sz w:val="22"/>
               </w:rPr>
             </w:r>
           </w:p>
@@ -986,7 +1063,7 @@
             <w:r>
               <w:rPr>
                 <w:b/>
-                <w:sz w:val="20"/>
+                <w:sz w:val="22"/>
               </w:rPr>
               <w:t>Daily Timing</w:t>
             </w:r>
@@ -1002,7 +1079,7 @@
             </w:r>
             <w:r>
               <w:rPr>
-                <w:sz w:val="20"/>
+                <w:sz w:val="22"/>
               </w:rPr>
             </w:r>
           </w:p>
@@ -1019,7 +1096,7 @@
             <w:r>
               <w:rPr>
                 <w:b/>
-                <w:sz w:val="20"/>
+                <w:sz w:val="22"/>
               </w:rPr>
               <w:t>Mode</w:t>
             </w:r>
@@ -1030,12 +1107,13 @@
             <w:tcW w:type="dxa" w:w="4320"/>
           </w:tcPr>
           <w:p>
-            <w:r/>
+            <w:r>
+              <w:t>Instructor-led, hands-on Lean Six Sigma activities using the Contoso Service Desk improvement scenario</w:t>
+            </w:r>
             <w:r>
               <w:rPr>
-                <w:sz w:val="20"/>
+                <w:sz w:val="22"/>
               </w:rPr>
-              <w:t>Instructor-led, hands-on Lean Six Sigma labs using the Contoso Service Desk improvement scenario</w:t>
             </w:r>
           </w:p>
         </w:tc>
@@ -1051,7 +1129,7 @@
             <w:r>
               <w:rPr>
                 <w:b/>
-                <w:sz w:val="20"/>
+                <w:sz w:val="22"/>
               </w:rPr>
               <w:t>Trainer</w:t>
             </w:r>
@@ -1065,7 +1143,7 @@
             <w:r/>
             <w:r>
               <w:rPr>
-                <w:sz w:val="20"/>
+                <w:sz w:val="22"/>
               </w:rPr>
               <w:t>Dr. Alfred Ang</w:t>
             </w:r>
@@ -1092,7 +1170,7 @@
       </w:pPr>
       <w:r>
         <w:rPr>
-          <w:sz w:val="21"/>
+          <w:sz w:val="22"/>
         </w:rPr>
         <w:t>LO1: Define a project and establish the scope of work using Six Sigma's Define, Measure and Analyse phases.</w:t>
       </w:r>
@@ -1103,7 +1181,7 @@
       </w:pPr>
       <w:r>
         <w:rPr>
-          <w:sz w:val="21"/>
+          <w:sz w:val="22"/>
         </w:rPr>
         <w:t>LO2: Apply Lean and Six Sigma concepts — value, waste, defects and variation — to a work process.</w:t>
       </w:r>
@@ -1114,7 +1192,7 @@
       </w:pPr>
       <w:r>
         <w:rPr>
-          <w:sz w:val="21"/>
+          <w:sz w:val="22"/>
         </w:rPr>
         <w:t>LO3: Map a process using SIPOC, process maps and value stream maps to expose handoffs and waste.</w:t>
       </w:r>
@@ -1125,7 +1203,7 @@
       </w:pPr>
       <w:r>
         <w:rPr>
-          <w:sz w:val="21"/>
+          <w:sz w:val="22"/>
         </w:rPr>
         <w:t>LO4: Collect and analyse process data using check sheets, Pareto charts, run charts and basic metrics.</w:t>
       </w:r>
@@ -1136,7 +1214,7 @@
       </w:pPr>
       <w:r>
         <w:rPr>
-          <w:sz w:val="21"/>
+          <w:sz w:val="22"/>
         </w:rPr>
         <w:t>LO5: Identify root causes using 5 Whys, Fishbone analysis and evidence-based prioritisation.</w:t>
       </w:r>
@@ -1147,9 +1225,66 @@
       </w:pPr>
       <w:r>
         <w:rPr>
-          <w:sz w:val="21"/>
+          <w:sz w:val="22"/>
         </w:rPr>
         <w:t>LO6: Recommend improvement and control actions to sustain gains, and continue your Lean Six Sigma development.</w:t>
+      </w:r>
+    </w:p>
+    <w:p>
+      <w:pPr>
+        <w:pStyle w:val="Heading1"/>
+      </w:pPr>
+      <w:r>
+        <w:t>Training Resources and Activity Data</w:t>
+      </w:r>
+    </w:p>
+    <w:p>
+      <w:r>
+        <w:t>Each activity is a self-contained folder under activities/ — activities/NN - &lt;Name&gt;/ — holding the Facilitator Guide, the Learner Worksheet and the Checklist (each as DOCX and PDF), the mock data the learners analyse (data/*.csv) and the blank worksheets they complete (templates/*.csv).</w:t>
+      </w:r>
+    </w:p>
+    <w:p>
+      <w:pPr>
+        <w:pStyle w:val="ListBullet"/>
+      </w:pPr>
+      <w:r>
+        <w:rPr>
+          <w:sz w:val="22"/>
+        </w:rPr>
+        <w:t>Shared data set: two weeks of Contoso Service Desk activity — 400 tickets, 96 defective, 120 defects, 6 opportunities per ticket.</w:t>
+      </w:r>
+    </w:p>
+    <w:p>
+      <w:pPr>
+        <w:pStyle w:val="ListBullet"/>
+      </w:pPr>
+      <w:r>
+        <w:rPr>
+          <w:sz w:val="22"/>
+        </w:rPr>
+        <w:t>Baseline performance: yield 76%, DPU 0.30, DPMO 50,000, sigma level ~3.1; mean assignment time 55 min (median 46) against a 30-minute goal.</w:t>
+      </w:r>
+    </w:p>
+    <w:p>
+      <w:pPr>
+        <w:pStyle w:val="ListBullet"/>
+      </w:pPr>
+      <w:r>
+        <w:rPr>
+          <w:sz w:val="22"/>
+        </w:rPr>
+        <w:t>Trainer note: the Activity 7 worked answers are in activities/07 - Pareto*/solution/ — do not release before learners attempt them.</w:t>
+      </w:r>
+    </w:p>
+    <w:p>
+      <w:pPr>
+        <w:pStyle w:val="ListBullet"/>
+      </w:pPr>
+      <w:r>
+        <w:rPr>
+          <w:sz w:val="22"/>
+        </w:rPr>
+        <w:t>Learners need a spreadsheet application (Excel, Google Sheets or LibreOffice Calc) and a browser.</w:t>
       </w:r>
     </w:p>
     <w:p>
@@ -1336,7 +1471,7 @@
           </w:tcPr>
           <w:p>
             <w:r>
-              <w:t>FOUNDATIONS — What is Quality; What is Lean; What is Six Sigma; Lean vs Six Sigma vs Lean Six Sigma; sigma levels and DPMO; Y = f(X); belt roles; the DMAIC roadmap; DMAIC vs PDCA  [slides 16–37]</w:t>
+              <w:t>FOUNDATIONS — What is Quality; What is Lean; What is Six Sigma; Lean vs Six Sigma vs Lean Six Sigma; sigma levels and DPMO; Y = f(X); belt roles; the DMAIC roadmap; DMAIC vs PDCA  [slides 16–47]</w:t>
             </w:r>
             <w:r>
               <w:rPr>
@@ -1392,7 +1527,7 @@
           </w:tcPr>
           <w:p>
             <w:r>
-              <w:t>Hands-on: Lab 1: Yellow Belt Role, Certification Paths, and Improvement Scenario  [slides 38–44]</w:t>
+              <w:t>Hands-on: Activity 1: Yellow Belt Role, Certification Paths, and Improvement Scenario</w:t>
             </w:r>
             <w:r>
               <w:rPr>
@@ -1504,7 +1639,7 @@
           </w:tcPr>
           <w:p>
             <w:r>
-              <w:t>DMAIC · DEFINE — Voice of the Customer; VOC to CTQ translation; the project charter; problem and goal statements; scope; SIPOC; process mapping levels and symbols  [slides 45–64]</w:t>
+              <w:t>DMAIC · DEFINE — Voice of the Customer; VOC to CTQ translation; the project charter; problem and goal statements; scope; SIPOC; process mapping levels and symbols  [slides 48–111]</w:t>
             </w:r>
             <w:r>
               <w:rPr>
@@ -1560,7 +1695,7 @@
           </w:tcPr>
           <w:p>
             <w:r>
-              <w:t>Hands-on (core): Lab 2: Lean, Six Sigma, Waste, Voice of Customer, and Value; Lab 3: SIPOC, Process Mapping, Handoffs, and SME Support; Lab 5: DMAIC Overview, Problem Statement, Scope, and Stakeholders. Elective (time permitting): Lab 4: Elective — PDCA Small Improvement Project Charter; Lab 11: Elective — Affinity Diagram and Kano Analysis  [slides 65–103]</w:t>
+              <w:t>Hands-on (core): Activity 2: Lean, Six Sigma, Waste, Voice of Customer, and Value; Activity 3: SIPOC, Process Mapping, Handoffs, and SME Support; Activity 5: DMAIC Overview, Problem Statement, Scope, and Stakeholders. Elective (time permitting): Activity 4: Elective — PDCA Small Improvement Project Charter; Activity 11: Elective — Affinity Diagram and Kano Analysis</w:t>
             </w:r>
             <w:r>
               <w:rPr>
@@ -1815,7 +1950,7 @@
           </w:tcPr>
           <w:p>
             <w:r>
-              <w:t>DMAIC · MEASURE — the eight wastes (DOWNTIME); value-added analysis; types of data; data collection plans and operational definitions; check sheets; sampling; yield, DPU, DPO, DPMO; sigma level; COPQ  [slides 104–124]</w:t>
+              <w:t>DMAIC · MEASURE — the eight wastes (DOWNTIME); value-added analysis; types of data; data collection plans and operational definitions; check sheets; sampling; yield, DPU, DPO, DPMO; sigma level; COPQ  [slides 112–149]</w:t>
             </w:r>
             <w:r>
               <w:rPr>
@@ -1927,7 +2062,7 @@
           </w:tcPr>
           <w:p>
             <w:r>
-              <w:t>Hands-on (core): Lab 6: Data Collection, KPIs, Check Sheets, and Basic Metrics. Elective (time permitting): Lab 12: Elective — Value Stream Map and Takt Time  [slides 125–139]</w:t>
+              <w:t>Hands-on (core): Activity 6: Data Collection, KPIs, Check Sheets, and Basic Metrics. Elective (time permitting): Activity 12: Elective — Value Stream Map and Takt Time</w:t>
             </w:r>
             <w:r>
               <w:rPr>
@@ -1983,7 +2118,7 @@
           </w:tcPr>
           <w:p>
             <w:r>
-              <w:t>DMAIC · ANALYZE — common vs special cause variation; Pareto principle and charts; run charts and pattern rules; 5 Whys; Fishbone (5M); brainstorming and multi-voting; the interactive problem-solving toolkit  [slides 140–161]</w:t>
+              <w:t>DMAIC · ANALYZE — common vs special cause variation; Pareto principle and charts; run charts and pattern rules; 5 Whys; Fishbone (5M); brainstorming and multi-voting; the interactive problem-solving toolkit  [slides 150–193]</w:t>
             </w:r>
             <w:r>
               <w:rPr>
@@ -2039,7 +2174,7 @@
           </w:tcPr>
           <w:p>
             <w:r>
-              <w:t>Hands-on (core): Lab 7: Pareto, Run Charts, Variation, Yield, DPU, and DPMO; Lab 8: Root Cause Analysis with 5 Whys, Fishbone, and Evidence using the collaborative Pareto, 5 Whys, Fishbone and NovaSPC tools  [slides 162–181]</w:t>
+              <w:t>Hands-on (core): Activity 7: Pareto, Run Charts, Variation, Yield, DPU, and DPMO; Activity 8: Root Cause Analysis with 5 Whys, Fishbone, and Evidence using the collaborative Pareto, 5 Whys, Fishbone and NovaSPC tools</w:t>
             </w:r>
             <w:r>
               <w:rPr>
@@ -2095,7 +2230,7 @@
           </w:tcPr>
           <w:p>
             <w:r>
-              <w:t>DMAIC · IMPROVE — solution generation and selection; 5S; poka-yoke; standard work; Kaizen; piloting  [slides 182–196]. Hands-on (core): Lab 9: Countermeasures, 5S, Mistake Proofing, Standard Work, and Kaizen. Elective: Lab 13: Elective — Solution Selection Matrix, Benchmarking, and FMEA  [slides 197–213]</w:t>
+              <w:t>DMAIC · IMPROVE — solution generation and selection; 5S; poka-yoke; standard work; Kaizen; piloting  [slides 194–227]. Hands-on (core): Activity 9: Countermeasures, 5S, Mistake Proofing, Standard Work, and Kaizen. Elective: Activity 13: Elective — Solution Selection Matrix, Benchmarking, and FMEA</w:t>
             </w:r>
             <w:r>
               <w:rPr>
@@ -2151,7 +2286,7 @@
           </w:tcPr>
           <w:p>
             <w:r>
-              <w:t>DMAIC · CONTROL — control plans; process control; visual management; SOPs; team huddles; Gemba; A3 and handover  [slides 214–228]. Hands-on (core): Lab 10: Control Plan, A3 Summary, Handover, and Certification Readiness. Elective: Lab 14: Elective — Descriptive Statistics and Implementation Planning  [slides 229–243]</w:t>
+              <w:t>DMAIC · CONTROL — control plans; process control; visual management; SOPs; team huddles; Gemba; A3 and handover  [slides 228–259]. Hands-on (core): Activity 10: Control Plan, A3 Summary, Handover, and Certification Readiness. Elective: Activity 14: Elective — Descriptive Statistics and Implementation Planning</w:t>
             </w:r>
             <w:r>
               <w:rPr>
@@ -2235,7 +2370,7 @@
         <w:pStyle w:val="Heading1"/>
       </w:pPr>
       <w:r>
-        <w:t>Lab Reference (aligned to the DMAIC phases)</w:t>
+        <w:t>Activity Reference (aligned to the DMAIC phases)</w:t>
       </w:r>
     </w:p>
     <w:tbl>
@@ -2352,7 +2487,7 @@
                 <w:b w:val="0"/>
                 <w:sz w:val="19"/>
               </w:rPr>
-              <w:t>Lab 1</w:t>
+              <w:t>Activity 1</w:t>
             </w:r>
           </w:p>
         </w:tc>
@@ -2404,7 +2539,7 @@
                 <w:b w:val="0"/>
                 <w:sz w:val="19"/>
               </w:rPr>
-              <w:t>Lab 2, Lab 3, Lab 4 (elective), Lab 5, Lab 11 (elective)</w:t>
+              <w:t>Activity 2, Activity 3, Activity 4 (elective), Activity 5, Activity 11 (elective)</w:t>
             </w:r>
           </w:p>
         </w:tc>
@@ -2456,7 +2591,7 @@
                 <w:b w:val="0"/>
                 <w:sz w:val="19"/>
               </w:rPr>
-              <w:t>Lab 6, Lab 12 (elective)</w:t>
+              <w:t>Activity 6, Activity 12 (elective)</w:t>
             </w:r>
           </w:p>
         </w:tc>
@@ -2508,7 +2643,7 @@
                 <w:b w:val="0"/>
                 <w:sz w:val="19"/>
               </w:rPr>
-              <w:t>Lab 7, Lab 8</w:t>
+              <w:t>Activity 7, Activity 8</w:t>
             </w:r>
           </w:p>
         </w:tc>
@@ -2560,7 +2695,7 @@
                 <w:b w:val="0"/>
                 <w:sz w:val="19"/>
               </w:rPr>
-              <w:t>Lab 9, Lab 13 (elective)</w:t>
+              <w:t>Activity 9, Activity 13 (elective)</w:t>
             </w:r>
           </w:p>
         </w:tc>
@@ -2612,7 +2747,7 @@
                 <w:b w:val="0"/>
                 <w:sz w:val="19"/>
               </w:rPr>
-              <w:t>Lab 10, Lab 14 (elective)</w:t>
+              <w:t>Activity 10, Activity 14 (elective)</w:t>
             </w:r>
           </w:p>
         </w:tc>

--- a/courseware/LP-Certified Lean Six Sigma Yellow Belt (CLSSYB).docx
+++ b/courseware/LP-Certified Lean Six Sigma Yellow Belt (CLSSYB).docx
@@ -438,7 +438,7 @@
               <w:rPr>
                 <w:sz w:val="19"/>
               </w:rPr>
-              <w:t>Aligned the schedule with the Contoso Service Desk case-study assessment.</w:t>
+              <w:t>Aligned the schedule with the Contoso Service Desk case-study scenario.</w:t>
             </w:r>
           </w:p>
         </w:tc>
@@ -875,7 +875,7 @@
         </w:rPr>
         <w:t>Day 2 — Measure, Analyse, Improve and Control</w:t>
         <w:tab/>
-        <w:t>7</w:t>
+        <w:t>6</w:t>
       </w:r>
     </w:p>
     <w:p>
@@ -1227,7 +1227,7 @@
         <w:rPr>
           <w:sz w:val="22"/>
         </w:rPr>
-        <w:t>LO6: Recommend improvement and control actions to sustain gains, and continue your Lean Six Sigma development.</w:t>
+        <w:t>LO6: Recommend improvement and control actions to sustain gains, and prepare for certification.</w:t>
       </w:r>
     </w:p>
     <w:p>
@@ -1375,54 +1375,51 @@
         <w:tc>
           <w:tcPr>
             <w:tcW w:type="dxa" w:w="1656"/>
-            <w:shd w:val="clear" w:color="auto" w:fill="E8F0FE"/>
+            <w:shd w:val="clear" w:color="auto" w:fill="F3F5F8"/>
           </w:tcPr>
           <w:p>
-            <w:r>
-              <w:t>9:30–10:00</w:t>
-            </w:r>
+            <w:r/>
             <w:r>
               <w:rPr>
                 <w:rFonts w:ascii="Arial" w:hAnsi="Arial"/>
-                <w:b/>
+                <w:b w:val="0"/>
                 <w:sz w:val="19"/>
               </w:rPr>
+              <w:t xml:space="preserve">9:30–10:00</w:t>
             </w:r>
           </w:p>
         </w:tc>
         <w:tc>
           <w:tcPr>
             <w:tcW w:type="dxa" w:w="1296"/>
-            <w:shd w:val="clear" w:color="auto" w:fill="E8F0FE"/>
+            <w:shd w:val="clear" w:color="auto" w:fill="F3F5F8"/>
           </w:tcPr>
           <w:p>
-            <w:r>
-              <w:t>30 min</w:t>
-            </w:r>
+            <w:r/>
             <w:r>
               <w:rPr>
                 <w:rFonts w:ascii="Arial" w:hAnsi="Arial"/>
                 <w:b w:val="0"/>
                 <w:sz w:val="19"/>
               </w:rPr>
+              <w:t xml:space="preserve">30 min</w:t>
             </w:r>
           </w:p>
         </w:tc>
         <w:tc>
           <w:tcPr>
             <w:tcW w:type="dxa" w:w="6840"/>
-            <w:shd w:val="clear" w:color="auto" w:fill="E8F0FE"/>
+            <w:shd w:val="clear" w:color="auto" w:fill="F3F5F8"/>
           </w:tcPr>
           <w:p>
-            <w:r>
-              <w:t>Welcome, course introduction, ground rules and course overview</w:t>
-            </w:r>
+            <w:r/>
             <w:r>
               <w:rPr>
                 <w:rFonts w:ascii="Arial" w:hAnsi="Arial"/>
-                <w:b/>
+                <w:b w:val="0"/>
                 <w:sz w:val="19"/>
               </w:rPr>
+              <w:t xml:space="preserve">Welcome, course introduction, ground rules and course overview  [slides 2–9]</w:t>
             </w:r>
           </w:p>
         </w:tc>
@@ -1434,15 +1431,14 @@
             <w:shd w:val="clear" w:color="auto" w:fill="E8F0FE"/>
           </w:tcPr>
           <w:p>
-            <w:r>
-              <w:t>10:00–11:15</w:t>
-            </w:r>
+            <w:r/>
             <w:r>
               <w:rPr>
                 <w:rFonts w:ascii="Arial" w:hAnsi="Arial"/>
                 <w:b/>
                 <w:sz w:val="19"/>
               </w:rPr>
+              <w:t xml:space="preserve">10:00–11:15</w:t>
             </w:r>
           </w:p>
         </w:tc>
@@ -1452,15 +1448,14 @@
             <w:shd w:val="clear" w:color="auto" w:fill="E8F0FE"/>
           </w:tcPr>
           <w:p>
-            <w:r>
-              <w:t>75 min</w:t>
-            </w:r>
+            <w:r/>
             <w:r>
               <w:rPr>
                 <w:rFonts w:ascii="Arial" w:hAnsi="Arial"/>
                 <w:b w:val="0"/>
                 <w:sz w:val="19"/>
               </w:rPr>
+              <w:t xml:space="preserve">75 min</w:t>
             </w:r>
           </w:p>
         </w:tc>
@@ -1470,15 +1465,117 @@
             <w:shd w:val="clear" w:color="auto" w:fill="E8F0FE"/>
           </w:tcPr>
           <w:p>
-            <w:r>
-              <w:t>FOUNDATIONS — What is Quality; What is Lean; What is Six Sigma; Lean vs Six Sigma vs Lean Six Sigma; sigma levels and DPMO; Y = f(X); belt roles; the DMAIC roadmap; DMAIC vs PDCA  [slides 16–47]</w:t>
-            </w:r>
+            <w:r/>
             <w:r>
               <w:rPr>
                 <w:rFonts w:ascii="Arial" w:hAnsi="Arial"/>
                 <w:b/>
                 <w:sz w:val="19"/>
               </w:rPr>
+              <w:t xml:space="preserve">FOUNDATIONS — What is Quality; What is Lean; What is Six Sigma; Lean vs Six Sigma vs Lean Six Sigma; sigma levels and DPMO; Y = f(X); belt roles; the DMAIC roadmap; DMAIC vs PDCA  [slides 10–41]</w:t>
+            </w:r>
+          </w:p>
+        </w:tc>
+      </w:tr>
+      <w:tr>
+        <w:tc>
+          <w:tcPr>
+            <w:tcW w:type="dxa" w:w="1656"/>
+          </w:tcPr>
+          <w:p>
+            <w:r/>
+            <w:r>
+              <w:rPr>
+                <w:rFonts w:ascii="Arial" w:hAnsi="Arial"/>
+                <w:b w:val="0"/>
+                <w:sz w:val="19"/>
+              </w:rPr>
+              <w:t xml:space="preserve">11:15–12:15</w:t>
+            </w:r>
+          </w:p>
+        </w:tc>
+        <w:tc>
+          <w:tcPr>
+            <w:tcW w:type="dxa" w:w="1296"/>
+          </w:tcPr>
+          <w:p>
+            <w:r/>
+            <w:r>
+              <w:rPr>
+                <w:rFonts w:ascii="Arial" w:hAnsi="Arial"/>
+                <w:b w:val="0"/>
+                <w:sz w:val="19"/>
+              </w:rPr>
+              <w:t xml:space="preserve">60 min</w:t>
+            </w:r>
+          </w:p>
+        </w:tc>
+        <w:tc>
+          <w:tcPr>
+            <w:tcW w:type="dxa" w:w="6840"/>
+          </w:tcPr>
+          <w:p>
+            <w:r/>
+            <w:r>
+              <w:rPr>
+                <w:rFonts w:ascii="Arial" w:hAnsi="Arial"/>
+                <w:b w:val="0"/>
+                <w:sz w:val="19"/>
+              </w:rPr>
+              <w:t xml:space="preserve">Hands-on: Activity 1: Yellow Belt Role, Certification Paths, and Improvement Scenario</w:t>
+            </w:r>
+          </w:p>
+        </w:tc>
+      </w:tr>
+      <w:tr>
+        <w:tc>
+          <w:tcPr>
+            <w:tcW w:type="dxa" w:w="1656"/>
+            <w:shd w:val="clear" w:color="auto" w:fill="FDE9D9"/>
+          </w:tcPr>
+          <w:p>
+            <w:r/>
+            <w:r>
+              <w:rPr>
+                <w:rFonts w:ascii="Arial" w:hAnsi="Arial"/>
+                <w:b w:val="0"/>
+                <w:sz w:val="19"/>
+              </w:rPr>
+              <w:t xml:space="preserve">12:15–12:45</w:t>
+            </w:r>
+          </w:p>
+        </w:tc>
+        <w:tc>
+          <w:tcPr>
+            <w:tcW w:type="dxa" w:w="1296"/>
+            <w:shd w:val="clear" w:color="auto" w:fill="FDE9D9"/>
+          </w:tcPr>
+          <w:p>
+            <w:r/>
+            <w:r>
+              <w:rPr>
+                <w:rFonts w:ascii="Arial" w:hAnsi="Arial"/>
+                <w:b w:val="0"/>
+                <w:sz w:val="19"/>
+              </w:rPr>
+              <w:t xml:space="preserve">30 min</w:t>
+            </w:r>
+          </w:p>
+        </w:tc>
+        <w:tc>
+          <w:tcPr>
+            <w:tcW w:type="dxa" w:w="6840"/>
+            <w:shd w:val="clear" w:color="auto" w:fill="FDE9D9"/>
+          </w:tcPr>
+          <w:p>
+            <w:r/>
+            <w:r>
+              <w:rPr>
+                <w:rFonts w:ascii="Arial" w:hAnsi="Arial"/>
+                <w:b w:val="0"/>
+                <w:sz w:val="19"/>
+              </w:rPr>
+              <w:t xml:space="preserve">Lunch break</w:t>
             </w:r>
           </w:p>
         </w:tc>
@@ -1490,15 +1587,14 @@
             <w:shd w:val="clear" w:color="auto" w:fill="E8F0FE"/>
           </w:tcPr>
           <w:p>
-            <w:r>
-              <w:t>11:15–12:15</w:t>
-            </w:r>
+            <w:r/>
             <w:r>
               <w:rPr>
                 <w:rFonts w:ascii="Arial" w:hAnsi="Arial"/>
                 <w:b/>
                 <w:sz w:val="19"/>
               </w:rPr>
+              <w:t xml:space="preserve">12:45–14:15</w:t>
             </w:r>
           </w:p>
         </w:tc>
@@ -1508,15 +1604,14 @@
             <w:shd w:val="clear" w:color="auto" w:fill="E8F0FE"/>
           </w:tcPr>
           <w:p>
-            <w:r>
-              <w:t>60 min</w:t>
-            </w:r>
+            <w:r/>
             <w:r>
               <w:rPr>
                 <w:rFonts w:ascii="Arial" w:hAnsi="Arial"/>
                 <w:b w:val="0"/>
                 <w:sz w:val="19"/>
               </w:rPr>
+              <w:t xml:space="preserve">90 min</w:t>
             </w:r>
           </w:p>
         </w:tc>
@@ -1526,15 +1621,14 @@
             <w:shd w:val="clear" w:color="auto" w:fill="E8F0FE"/>
           </w:tcPr>
           <w:p>
-            <w:r>
-              <w:t>Hands-on: Activity 1: Yellow Belt Role, Certification Paths, and Improvement Scenario</w:t>
-            </w:r>
+            <w:r/>
             <w:r>
               <w:rPr>
                 <w:rFonts w:ascii="Arial" w:hAnsi="Arial"/>
                 <w:b/>
                 <w:sz w:val="19"/>
               </w:rPr>
+              <w:t xml:space="preserve">DMAIC · DEFINE — Voice of the Customer; VOC to CTQ translation; the project charter; problem and goal statements; scope; SIPOC; process mapping levels and symbols  [slides 42–105]</w:t>
             </w:r>
           </w:p>
         </w:tc>
@@ -1543,54 +1637,48 @@
         <w:tc>
           <w:tcPr>
             <w:tcW w:type="dxa" w:w="1656"/>
-            <w:shd w:val="clear" w:color="auto" w:fill="E8F0FE"/>
           </w:tcPr>
           <w:p>
-            <w:r>
-              <w:t>12:15–12:45</w:t>
-            </w:r>
+            <w:r/>
             <w:r>
               <w:rPr>
                 <w:rFonts w:ascii="Arial" w:hAnsi="Arial"/>
-                <w:b/>
+                <w:b w:val="0"/>
                 <w:sz w:val="19"/>
               </w:rPr>
+              <w:t xml:space="preserve">14:15–17:00</w:t>
             </w:r>
           </w:p>
         </w:tc>
         <w:tc>
           <w:tcPr>
             <w:tcW w:type="dxa" w:w="1296"/>
-            <w:shd w:val="clear" w:color="auto" w:fill="E8F0FE"/>
           </w:tcPr>
           <w:p>
-            <w:r>
-              <w:t>30 min</w:t>
-            </w:r>
+            <w:r/>
             <w:r>
               <w:rPr>
                 <w:rFonts w:ascii="Arial" w:hAnsi="Arial"/>
                 <w:b w:val="0"/>
                 <w:sz w:val="19"/>
               </w:rPr>
+              <w:t xml:space="preserve">165 min</w:t>
             </w:r>
           </w:p>
         </w:tc>
         <w:tc>
           <w:tcPr>
             <w:tcW w:type="dxa" w:w="6840"/>
-            <w:shd w:val="clear" w:color="auto" w:fill="E8F0FE"/>
           </w:tcPr>
           <w:p>
-            <w:r>
-              <w:t>Lunch break</w:t>
-            </w:r>
+            <w:r/>
             <w:r>
               <w:rPr>
                 <w:rFonts w:ascii="Arial" w:hAnsi="Arial"/>
-                <w:b/>
+                <w:b w:val="0"/>
                 <w:sz w:val="19"/>
               </w:rPr>
+              <w:t xml:space="preserve">Hands-on (core): Activity 2: Lean, Six Sigma, Waste, Voice of Customer, and Value; Activity 3: SIPOC, Process Mapping, Handoffs, and SME Support; Activity 5: DMAIC Overview, Problem Statement, Scope, and Stakeholders. Elective (time permitting): Activity 4: Elective — PDCA Small Improvement Project Charter; Activity 11: Elective — Affinity Diagram and Kano Analysis</w:t>
             </w:r>
           </w:p>
         </w:tc>
@@ -1599,166 +1687,51 @@
         <w:tc>
           <w:tcPr>
             <w:tcW w:type="dxa" w:w="1656"/>
-            <w:shd w:val="clear" w:color="auto" w:fill="E8F0FE"/>
+            <w:shd w:val="clear" w:color="auto" w:fill="F3F5F8"/>
           </w:tcPr>
           <w:p>
-            <w:r>
-              <w:t>12:45–14:15</w:t>
-            </w:r>
+            <w:r/>
             <w:r>
               <w:rPr>
                 <w:rFonts w:ascii="Arial" w:hAnsi="Arial"/>
-                <w:b/>
+                <w:b w:val="0"/>
                 <w:sz w:val="19"/>
               </w:rPr>
+              <w:t xml:space="preserve">17:00–17:30</w:t>
             </w:r>
           </w:p>
         </w:tc>
         <w:tc>
           <w:tcPr>
             <w:tcW w:type="dxa" w:w="1296"/>
-            <w:shd w:val="clear" w:color="auto" w:fill="E8F0FE"/>
+            <w:shd w:val="clear" w:color="auto" w:fill="F3F5F8"/>
           </w:tcPr>
           <w:p>
-            <w:r>
-              <w:t>90 min</w:t>
-            </w:r>
+            <w:r/>
             <w:r>
               <w:rPr>
                 <w:rFonts w:ascii="Arial" w:hAnsi="Arial"/>
                 <w:b w:val="0"/>
                 <w:sz w:val="19"/>
               </w:rPr>
+              <w:t xml:space="preserve">30 min</w:t>
             </w:r>
           </w:p>
         </w:tc>
         <w:tc>
           <w:tcPr>
             <w:tcW w:type="dxa" w:w="6840"/>
-            <w:shd w:val="clear" w:color="auto" w:fill="E8F0FE"/>
+            <w:shd w:val="clear" w:color="auto" w:fill="F3F5F8"/>
           </w:tcPr>
           <w:p>
-            <w:r>
-              <w:t>DMAIC · DEFINE — Voice of the Customer; VOC to CTQ translation; the project charter; problem and goal statements; scope; SIPOC; process mapping levels and symbols  [slides 48–111]</w:t>
-            </w:r>
-            <w:r>
-              <w:rPr>
-                <w:rFonts w:ascii="Arial" w:hAnsi="Arial"/>
-                <w:b/>
-                <w:sz w:val="19"/>
-              </w:rPr>
-            </w:r>
-          </w:p>
-        </w:tc>
-      </w:tr>
-      <w:tr>
-        <w:tc>
-          <w:tcPr>
-            <w:tcW w:type="dxa" w:w="1656"/>
-            <w:shd w:val="clear" w:color="auto" w:fill="E8F0FE"/>
-          </w:tcPr>
-          <w:p>
-            <w:r>
-              <w:t>14:15–17:00</w:t>
-            </w:r>
-            <w:r>
-              <w:rPr>
-                <w:rFonts w:ascii="Arial" w:hAnsi="Arial"/>
-                <w:b/>
-                <w:sz w:val="19"/>
-              </w:rPr>
-            </w:r>
-          </w:p>
-        </w:tc>
-        <w:tc>
-          <w:tcPr>
-            <w:tcW w:type="dxa" w:w="1296"/>
-            <w:shd w:val="clear" w:color="auto" w:fill="E8F0FE"/>
-          </w:tcPr>
-          <w:p>
-            <w:r>
-              <w:t>165 min</w:t>
-            </w:r>
+            <w:r/>
             <w:r>
               <w:rPr>
                 <w:rFonts w:ascii="Arial" w:hAnsi="Arial"/>
                 <w:b w:val="0"/>
                 <w:sz w:val="19"/>
               </w:rPr>
-            </w:r>
-          </w:p>
-        </w:tc>
-        <w:tc>
-          <w:tcPr>
-            <w:tcW w:type="dxa" w:w="6840"/>
-            <w:shd w:val="clear" w:color="auto" w:fill="E8F0FE"/>
-          </w:tcPr>
-          <w:p>
-            <w:r>
-              <w:t>Hands-on (core): Activity 2: Lean, Six Sigma, Waste, Voice of Customer, and Value; Activity 3: SIPOC, Process Mapping, Handoffs, and SME Support; Activity 5: DMAIC Overview, Problem Statement, Scope, and Stakeholders. Elective (time permitting): Activity 4: Elective — PDCA Small Improvement Project Charter; Activity 11: Elective — Affinity Diagram and Kano Analysis</w:t>
-            </w:r>
-            <w:r>
-              <w:rPr>
-                <w:rFonts w:ascii="Arial" w:hAnsi="Arial"/>
-                <w:b/>
-                <w:sz w:val="19"/>
-              </w:rPr>
-            </w:r>
-          </w:p>
-        </w:tc>
-      </w:tr>
-      <w:tr>
-        <w:tc>
-          <w:tcPr>
-            <w:tcW w:type="dxa" w:w="1656"/>
-            <w:shd w:val="clear" w:color="auto" w:fill="E8F0FE"/>
-          </w:tcPr>
-          <w:p>
-            <w:r>
-              <w:t>17:00–17:30</w:t>
-            </w:r>
-            <w:r>
-              <w:rPr>
-                <w:rFonts w:ascii="Arial" w:hAnsi="Arial"/>
-                <w:b/>
-                <w:sz w:val="19"/>
-              </w:rPr>
-            </w:r>
-          </w:p>
-        </w:tc>
-        <w:tc>
-          <w:tcPr>
-            <w:tcW w:type="dxa" w:w="1296"/>
-            <w:shd w:val="clear" w:color="auto" w:fill="E8F0FE"/>
-          </w:tcPr>
-          <w:p>
-            <w:r>
-              <w:t>30 min</w:t>
-            </w:r>
-            <w:r>
-              <w:rPr>
-                <w:rFonts w:ascii="Arial" w:hAnsi="Arial"/>
-                <w:b w:val="0"/>
-                <w:sz w:val="19"/>
-              </w:rPr>
-            </w:r>
-          </w:p>
-        </w:tc>
-        <w:tc>
-          <w:tcPr>
-            <w:tcW w:type="dxa" w:w="6840"/>
-            <w:shd w:val="clear" w:color="auto" w:fill="E8F0FE"/>
-          </w:tcPr>
-          <w:p>
-            <w:r>
-              <w:t>Day 1 recap and Q&amp;A</w:t>
-            </w:r>
-            <w:r>
-              <w:rPr>
-                <w:rFonts w:ascii="Arial" w:hAnsi="Arial"/>
-                <w:b/>
-                <w:sz w:val="19"/>
-              </w:rPr>
+              <w:t xml:space="preserve">Day 1 recap and Q&amp;A</w:t>
             </w:r>
           </w:p>
         </w:tc>
@@ -1854,54 +1827,51 @@
         <w:tc>
           <w:tcPr>
             <w:tcW w:type="dxa" w:w="1656"/>
-            <w:shd w:val="clear" w:color="auto" w:fill="E8F0FE"/>
+            <w:shd w:val="clear" w:color="auto" w:fill="F3F5F8"/>
           </w:tcPr>
           <w:p>
-            <w:r>
-              <w:t>9:30–9:50</w:t>
-            </w:r>
+            <w:r/>
             <w:r>
               <w:rPr>
                 <w:rFonts w:ascii="Arial" w:hAnsi="Arial"/>
-                <w:b/>
+                <w:b w:val="0"/>
                 <w:sz w:val="19"/>
               </w:rPr>
+              <w:t xml:space="preserve">9:30–9:50</w:t>
             </w:r>
           </w:p>
         </w:tc>
         <w:tc>
           <w:tcPr>
             <w:tcW w:type="dxa" w:w="1296"/>
-            <w:shd w:val="clear" w:color="auto" w:fill="E8F0FE"/>
+            <w:shd w:val="clear" w:color="auto" w:fill="F3F5F8"/>
           </w:tcPr>
           <w:p>
-            <w:r>
-              <w:t>20 min</w:t>
-            </w:r>
+            <w:r/>
             <w:r>
               <w:rPr>
                 <w:rFonts w:ascii="Arial" w:hAnsi="Arial"/>
                 <w:b w:val="0"/>
                 <w:sz w:val="19"/>
               </w:rPr>
+              <w:t xml:space="preserve">20 min</w:t>
             </w:r>
           </w:p>
         </w:tc>
         <w:tc>
           <w:tcPr>
             <w:tcW w:type="dxa" w:w="6840"/>
-            <w:shd w:val="clear" w:color="auto" w:fill="E8F0FE"/>
+            <w:shd w:val="clear" w:color="auto" w:fill="F3F5F8"/>
           </w:tcPr>
           <w:p>
-            <w:r>
-              <w:t>Day 1 recap and Day 2 overview</w:t>
-            </w:r>
+            <w:r/>
             <w:r>
               <w:rPr>
                 <w:rFonts w:ascii="Arial" w:hAnsi="Arial"/>
-                <w:b/>
+                <w:b w:val="0"/>
                 <w:sz w:val="19"/>
               </w:rPr>
+              <w:t xml:space="preserve">Day 1 recap and Day 2 overview</w:t>
             </w:r>
           </w:p>
         </w:tc>
@@ -1913,15 +1883,14 @@
             <w:shd w:val="clear" w:color="auto" w:fill="E8F0FE"/>
           </w:tcPr>
           <w:p>
-            <w:r>
-              <w:t>9:50–11:50</w:t>
-            </w:r>
+            <w:r/>
             <w:r>
               <w:rPr>
                 <w:rFonts w:ascii="Arial" w:hAnsi="Arial"/>
                 <w:b/>
                 <w:sz w:val="19"/>
               </w:rPr>
+              <w:t xml:space="preserve">9:50–11:50</w:t>
             </w:r>
           </w:p>
         </w:tc>
@@ -1931,15 +1900,14 @@
             <w:shd w:val="clear" w:color="auto" w:fill="E8F0FE"/>
           </w:tcPr>
           <w:p>
-            <w:r>
-              <w:t>120 min</w:t>
-            </w:r>
+            <w:r/>
             <w:r>
               <w:rPr>
                 <w:rFonts w:ascii="Arial" w:hAnsi="Arial"/>
                 <w:b w:val="0"/>
                 <w:sz w:val="19"/>
               </w:rPr>
+              <w:t xml:space="preserve">120 min</w:t>
             </w:r>
           </w:p>
         </w:tc>
@@ -1949,15 +1917,117 @@
             <w:shd w:val="clear" w:color="auto" w:fill="E8F0FE"/>
           </w:tcPr>
           <w:p>
-            <w:r>
-              <w:t>DMAIC · MEASURE — the eight wastes (DOWNTIME); value-added analysis; types of data; data collection plans and operational definitions; check sheets; sampling; yield, DPU, DPO, DPMO; sigma level; COPQ  [slides 112–149]</w:t>
-            </w:r>
+            <w:r/>
             <w:r>
               <w:rPr>
                 <w:rFonts w:ascii="Arial" w:hAnsi="Arial"/>
                 <w:b/>
                 <w:sz w:val="19"/>
               </w:rPr>
+              <w:t xml:space="preserve">DMAIC · MEASURE — the eight wastes (DOWNTIME); value-added analysis; types of data; data collection plans and operational definitions; check sheets; sampling; yield, DPU, DPO, DPMO; sigma level; COPQ  [slides 106–143]</w:t>
+            </w:r>
+          </w:p>
+        </w:tc>
+      </w:tr>
+      <w:tr>
+        <w:tc>
+          <w:tcPr>
+            <w:tcW w:type="dxa" w:w="1656"/>
+            <w:shd w:val="clear" w:color="auto" w:fill="FDE9D9"/>
+          </w:tcPr>
+          <w:p>
+            <w:r/>
+            <w:r>
+              <w:rPr>
+                <w:rFonts w:ascii="Arial" w:hAnsi="Arial"/>
+                <w:b w:val="0"/>
+                <w:sz w:val="19"/>
+              </w:rPr>
+              <w:t xml:space="preserve">11:50–12:20</w:t>
+            </w:r>
+          </w:p>
+        </w:tc>
+        <w:tc>
+          <w:tcPr>
+            <w:tcW w:type="dxa" w:w="1296"/>
+            <w:shd w:val="clear" w:color="auto" w:fill="FDE9D9"/>
+          </w:tcPr>
+          <w:p>
+            <w:r/>
+            <w:r>
+              <w:rPr>
+                <w:rFonts w:ascii="Arial" w:hAnsi="Arial"/>
+                <w:b w:val="0"/>
+                <w:sz w:val="19"/>
+              </w:rPr>
+              <w:t xml:space="preserve">30 min</w:t>
+            </w:r>
+          </w:p>
+        </w:tc>
+        <w:tc>
+          <w:tcPr>
+            <w:tcW w:type="dxa" w:w="6840"/>
+            <w:shd w:val="clear" w:color="auto" w:fill="FDE9D9"/>
+          </w:tcPr>
+          <w:p>
+            <w:r/>
+            <w:r>
+              <w:rPr>
+                <w:rFonts w:ascii="Arial" w:hAnsi="Arial"/>
+                <w:b w:val="0"/>
+                <w:sz w:val="19"/>
+              </w:rPr>
+              <w:t xml:space="preserve">Lunch break</w:t>
+            </w:r>
+          </w:p>
+        </w:tc>
+      </w:tr>
+      <w:tr>
+        <w:tc>
+          <w:tcPr>
+            <w:tcW w:type="dxa" w:w="1656"/>
+          </w:tcPr>
+          <w:p>
+            <w:r/>
+            <w:r>
+              <w:rPr>
+                <w:rFonts w:ascii="Arial" w:hAnsi="Arial"/>
+                <w:b w:val="0"/>
+                <w:sz w:val="19"/>
+              </w:rPr>
+              <w:t xml:space="preserve">12:20–14:10</w:t>
+            </w:r>
+          </w:p>
+        </w:tc>
+        <w:tc>
+          <w:tcPr>
+            <w:tcW w:type="dxa" w:w="1296"/>
+          </w:tcPr>
+          <w:p>
+            <w:r/>
+            <w:r>
+              <w:rPr>
+                <w:rFonts w:ascii="Arial" w:hAnsi="Arial"/>
+                <w:b w:val="0"/>
+                <w:sz w:val="19"/>
+              </w:rPr>
+              <w:t xml:space="preserve">110 min</w:t>
+            </w:r>
+          </w:p>
+        </w:tc>
+        <w:tc>
+          <w:tcPr>
+            <w:tcW w:type="dxa" w:w="6840"/>
+          </w:tcPr>
+          <w:p>
+            <w:r/>
+            <w:r>
+              <w:rPr>
+                <w:rFonts w:ascii="Arial" w:hAnsi="Arial"/>
+                <w:b w:val="0"/>
+                <w:sz w:val="19"/>
+              </w:rPr>
+              <w:t xml:space="preserve">Hands-on (core): Activity 6: Data Collection, KPIs, Check Sheets, and Basic Metrics. Elective (time permitting): Activity 12: Elective — Value Stream Map and Takt Time</w:t>
             </w:r>
           </w:p>
         </w:tc>
@@ -1969,15 +2039,14 @@
             <w:shd w:val="clear" w:color="auto" w:fill="E8F0FE"/>
           </w:tcPr>
           <w:p>
-            <w:r>
-              <w:t>11:50–12:20</w:t>
-            </w:r>
+            <w:r/>
             <w:r>
               <w:rPr>
                 <w:rFonts w:ascii="Arial" w:hAnsi="Arial"/>
                 <w:b/>
                 <w:sz w:val="19"/>
               </w:rPr>
+              <w:t xml:space="preserve">14:10–15:20</w:t>
             </w:r>
           </w:p>
         </w:tc>
@@ -1987,15 +2056,14 @@
             <w:shd w:val="clear" w:color="auto" w:fill="E8F0FE"/>
           </w:tcPr>
           <w:p>
-            <w:r>
-              <w:t>30 min</w:t>
-            </w:r>
+            <w:r/>
             <w:r>
               <w:rPr>
                 <w:rFonts w:ascii="Arial" w:hAnsi="Arial"/>
                 <w:b w:val="0"/>
                 <w:sz w:val="19"/>
               </w:rPr>
+              <w:t xml:space="preserve">70 min</w:t>
             </w:r>
           </w:p>
         </w:tc>
@@ -2005,15 +2073,64 @@
             <w:shd w:val="clear" w:color="auto" w:fill="E8F0FE"/>
           </w:tcPr>
           <w:p>
-            <w:r>
-              <w:t>Lunch break</w:t>
-            </w:r>
+            <w:r/>
             <w:r>
               <w:rPr>
                 <w:rFonts w:ascii="Arial" w:hAnsi="Arial"/>
                 <w:b/>
                 <w:sz w:val="19"/>
               </w:rPr>
+              <w:t xml:space="preserve">DMAIC · ANALYZE — common vs special cause variation; Pareto principle and charts; run charts and pattern rules; 5 Whys; Fishbone (5M); brainstorming and multi-voting; the interactive problem-solving toolkit  [slides 144–187]</w:t>
+            </w:r>
+          </w:p>
+        </w:tc>
+      </w:tr>
+      <w:tr>
+        <w:tc>
+          <w:tcPr>
+            <w:tcW w:type="dxa" w:w="1656"/>
+          </w:tcPr>
+          <w:p>
+            <w:r/>
+            <w:r>
+              <w:rPr>
+                <w:rFonts w:ascii="Arial" w:hAnsi="Arial"/>
+                <w:b w:val="0"/>
+                <w:sz w:val="19"/>
+              </w:rPr>
+              <w:t xml:space="preserve">15:20–16:30</w:t>
+            </w:r>
+          </w:p>
+        </w:tc>
+        <w:tc>
+          <w:tcPr>
+            <w:tcW w:type="dxa" w:w="1296"/>
+          </w:tcPr>
+          <w:p>
+            <w:r/>
+            <w:r>
+              <w:rPr>
+                <w:rFonts w:ascii="Arial" w:hAnsi="Arial"/>
+                <w:b w:val="0"/>
+                <w:sz w:val="19"/>
+              </w:rPr>
+              <w:t xml:space="preserve">70 min</w:t>
+            </w:r>
+          </w:p>
+        </w:tc>
+        <w:tc>
+          <w:tcPr>
+            <w:tcW w:type="dxa" w:w="6840"/>
+          </w:tcPr>
+          <w:p>
+            <w:r/>
+            <w:r>
+              <w:rPr>
+                <w:rFonts w:ascii="Arial" w:hAnsi="Arial"/>
+                <w:b w:val="0"/>
+                <w:sz w:val="19"/>
+              </w:rPr>
+              <w:t xml:space="preserve">Hands-on (core): Activity 7: Pareto, Run Charts, Variation, Yield, DPU, and DPMO; Activity 8: Root Cause Analysis with 5 Whys, Fishbone, and Evidence using the collaborative Pareto, 5 Whys, Fishbone and NovaSPC tools</w:t>
             </w:r>
           </w:p>
         </w:tc>
@@ -2025,15 +2142,14 @@
             <w:shd w:val="clear" w:color="auto" w:fill="E8F0FE"/>
           </w:tcPr>
           <w:p>
-            <w:r>
-              <w:t>12:20–14:10</w:t>
-            </w:r>
+            <w:r/>
             <w:r>
               <w:rPr>
                 <w:rFonts w:ascii="Arial" w:hAnsi="Arial"/>
                 <w:b/>
                 <w:sz w:val="19"/>
               </w:rPr>
+              <w:t xml:space="preserve">16:30–16:50</w:t>
             </w:r>
           </w:p>
         </w:tc>
@@ -2043,15 +2159,14 @@
             <w:shd w:val="clear" w:color="auto" w:fill="E8F0FE"/>
           </w:tcPr>
           <w:p>
-            <w:r>
-              <w:t>110 min</w:t>
-            </w:r>
+            <w:r/>
             <w:r>
               <w:rPr>
                 <w:rFonts w:ascii="Arial" w:hAnsi="Arial"/>
                 <w:b w:val="0"/>
                 <w:sz w:val="19"/>
               </w:rPr>
+              <w:t xml:space="preserve">20 min</w:t>
             </w:r>
           </w:p>
         </w:tc>
@@ -2061,15 +2176,14 @@
             <w:shd w:val="clear" w:color="auto" w:fill="E8F0FE"/>
           </w:tcPr>
           <w:p>
-            <w:r>
-              <w:t>Hands-on (core): Activity 6: Data Collection, KPIs, Check Sheets, and Basic Metrics. Elective (time permitting): Activity 12: Elective — Value Stream Map and Takt Time</w:t>
-            </w:r>
+            <w:r/>
             <w:r>
               <w:rPr>
                 <w:rFonts w:ascii="Arial" w:hAnsi="Arial"/>
                 <w:b/>
                 <w:sz w:val="19"/>
               </w:rPr>
+              <w:t xml:space="preserve">DMAIC · IMPROVE — solution generation and selection; 5S; poka-yoke; standard work; Kaizen; piloting  [slides 188–221]. Hands-on (core): Activity 9: Countermeasures, 5S, Mistake Proofing, Standard Work, and Kaizen. Elective: Activity 13: Elective — Solution Selection Matrix, Benchmarking, and FMEA</w:t>
             </w:r>
           </w:p>
         </w:tc>
@@ -2081,15 +2195,14 @@
             <w:shd w:val="clear" w:color="auto" w:fill="E8F0FE"/>
           </w:tcPr>
           <w:p>
-            <w:r>
-              <w:t>14:10–15:20</w:t>
-            </w:r>
+            <w:r/>
             <w:r>
               <w:rPr>
                 <w:rFonts w:ascii="Arial" w:hAnsi="Arial"/>
                 <w:b/>
                 <w:sz w:val="19"/>
               </w:rPr>
+              <w:t xml:space="preserve">16:50–17:10</w:t>
             </w:r>
           </w:p>
         </w:tc>
@@ -2099,15 +2212,14 @@
             <w:shd w:val="clear" w:color="auto" w:fill="E8F0FE"/>
           </w:tcPr>
           <w:p>
-            <w:r>
-              <w:t>70 min</w:t>
-            </w:r>
+            <w:r/>
             <w:r>
               <w:rPr>
                 <w:rFonts w:ascii="Arial" w:hAnsi="Arial"/>
                 <w:b w:val="0"/>
                 <w:sz w:val="19"/>
               </w:rPr>
+              <w:t xml:space="preserve">20 min</w:t>
             </w:r>
           </w:p>
         </w:tc>
@@ -2117,15 +2229,14 @@
             <w:shd w:val="clear" w:color="auto" w:fill="E8F0FE"/>
           </w:tcPr>
           <w:p>
-            <w:r>
-              <w:t>DMAIC · ANALYZE — common vs special cause variation; Pareto principle and charts; run charts and pattern rules; 5 Whys; Fishbone (5M); brainstorming and multi-voting; the interactive problem-solving toolkit  [slides 150–193]</w:t>
-            </w:r>
+            <w:r/>
             <w:r>
               <w:rPr>
                 <w:rFonts w:ascii="Arial" w:hAnsi="Arial"/>
                 <w:b/>
                 <w:sz w:val="19"/>
               </w:rPr>
+              <w:t xml:space="preserve">DMAIC · CONTROL — control plans; process control; visual management; SOPs; team huddles; Gemba; A3 and handover  [slides 222–253]. Hands-on (core): Activity 10: Control Plan, A3 Summary, Handover, and Certification Readiness. Elective: Activity 14: Elective — Descriptive Statistics and Implementation Planning</w:t>
             </w:r>
           </w:p>
         </w:tc>
@@ -2134,222 +2245,51 @@
         <w:tc>
           <w:tcPr>
             <w:tcW w:type="dxa" w:w="1656"/>
-            <w:shd w:val="clear" w:color="auto" w:fill="E8F0FE"/>
+            <w:shd w:val="clear" w:color="auto" w:fill="E8F7EE"/>
           </w:tcPr>
           <w:p>
-            <w:r>
-              <w:t>15:20–16:30</w:t>
-            </w:r>
+            <w:r/>
             <w:r>
               <w:rPr>
                 <w:rFonts w:ascii="Arial" w:hAnsi="Arial"/>
                 <w:b/>
                 <w:sz w:val="19"/>
               </w:rPr>
+              <w:t xml:space="preserve">17:10–17:30</w:t>
             </w:r>
           </w:p>
         </w:tc>
         <w:tc>
           <w:tcPr>
             <w:tcW w:type="dxa" w:w="1296"/>
-            <w:shd w:val="clear" w:color="auto" w:fill="E8F0FE"/>
+            <w:shd w:val="clear" w:color="auto" w:fill="E8F7EE"/>
           </w:tcPr>
           <w:p>
-            <w:r>
-              <w:t>70 min</w:t>
-            </w:r>
+            <w:r/>
             <w:r>
               <w:rPr>
                 <w:rFonts w:ascii="Arial" w:hAnsi="Arial"/>
                 <w:b w:val="0"/>
                 <w:sz w:val="19"/>
               </w:rPr>
+              <w:t xml:space="preserve">20 min</w:t>
             </w:r>
           </w:p>
         </w:tc>
         <w:tc>
           <w:tcPr>
             <w:tcW w:type="dxa" w:w="6840"/>
-            <w:shd w:val="clear" w:color="auto" w:fill="E8F0FE"/>
+            <w:shd w:val="clear" w:color="auto" w:fill="E8F7EE"/>
           </w:tcPr>
           <w:p>
-            <w:r>
-              <w:t>Hands-on (core): Activity 7: Pareto, Run Charts, Variation, Yield, DPU, and DPMO; Activity 8: Root Cause Analysis with 5 Whys, Fishbone, and Evidence using the collaborative Pareto, 5 Whys, Fishbone and NovaSPC tools</w:t>
-            </w:r>
+            <w:r/>
             <w:r>
               <w:rPr>
                 <w:rFonts w:ascii="Arial" w:hAnsi="Arial"/>
                 <w:b/>
                 <w:sz w:val="19"/>
               </w:rPr>
-            </w:r>
-          </w:p>
-        </w:tc>
-      </w:tr>
-      <w:tr>
-        <w:tc>
-          <w:tcPr>
-            <w:tcW w:type="dxa" w:w="1656"/>
-            <w:shd w:val="clear" w:color="auto" w:fill="E8F0FE"/>
-          </w:tcPr>
-          <w:p>
-            <w:r>
-              <w:t>16:30–16:50</w:t>
-            </w:r>
-            <w:r>
-              <w:rPr>
-                <w:rFonts w:ascii="Arial" w:hAnsi="Arial"/>
-                <w:b/>
-                <w:sz w:val="19"/>
-              </w:rPr>
-            </w:r>
-          </w:p>
-        </w:tc>
-        <w:tc>
-          <w:tcPr>
-            <w:tcW w:type="dxa" w:w="1296"/>
-            <w:shd w:val="clear" w:color="auto" w:fill="E8F0FE"/>
-          </w:tcPr>
-          <w:p>
-            <w:r>
-              <w:t>20 min</w:t>
-            </w:r>
-            <w:r>
-              <w:rPr>
-                <w:rFonts w:ascii="Arial" w:hAnsi="Arial"/>
-                <w:b w:val="0"/>
-                <w:sz w:val="19"/>
-              </w:rPr>
-            </w:r>
-          </w:p>
-        </w:tc>
-        <w:tc>
-          <w:tcPr>
-            <w:tcW w:type="dxa" w:w="6840"/>
-            <w:shd w:val="clear" w:color="auto" w:fill="E8F0FE"/>
-          </w:tcPr>
-          <w:p>
-            <w:r>
-              <w:t>DMAIC · IMPROVE — solution generation and selection; 5S; poka-yoke; standard work; Kaizen; piloting  [slides 194–227]. Hands-on (core): Activity 9: Countermeasures, 5S, Mistake Proofing, Standard Work, and Kaizen. Elective: Activity 13: Elective — Solution Selection Matrix, Benchmarking, and FMEA</w:t>
-            </w:r>
-            <w:r>
-              <w:rPr>
-                <w:rFonts w:ascii="Arial" w:hAnsi="Arial"/>
-                <w:b/>
-                <w:sz w:val="19"/>
-              </w:rPr>
-            </w:r>
-          </w:p>
-        </w:tc>
-      </w:tr>
-      <w:tr>
-        <w:tc>
-          <w:tcPr>
-            <w:tcW w:type="dxa" w:w="1656"/>
-            <w:shd w:val="clear" w:color="auto" w:fill="E8F0FE"/>
-          </w:tcPr>
-          <w:p>
-            <w:r>
-              <w:t>16:50–17:10</w:t>
-            </w:r>
-            <w:r>
-              <w:rPr>
-                <w:rFonts w:ascii="Arial" w:hAnsi="Arial"/>
-                <w:b/>
-                <w:sz w:val="19"/>
-              </w:rPr>
-            </w:r>
-          </w:p>
-        </w:tc>
-        <w:tc>
-          <w:tcPr>
-            <w:tcW w:type="dxa" w:w="1296"/>
-            <w:shd w:val="clear" w:color="auto" w:fill="E8F0FE"/>
-          </w:tcPr>
-          <w:p>
-            <w:r>
-              <w:t>20 min</w:t>
-            </w:r>
-            <w:r>
-              <w:rPr>
-                <w:rFonts w:ascii="Arial" w:hAnsi="Arial"/>
-                <w:b w:val="0"/>
-                <w:sz w:val="19"/>
-              </w:rPr>
-            </w:r>
-          </w:p>
-        </w:tc>
-        <w:tc>
-          <w:tcPr>
-            <w:tcW w:type="dxa" w:w="6840"/>
-            <w:shd w:val="clear" w:color="auto" w:fill="E8F0FE"/>
-          </w:tcPr>
-          <w:p>
-            <w:r>
-              <w:t>DMAIC · CONTROL — control plans; process control; visual management; SOPs; team huddles; Gemba; A3 and handover  [slides 228–259]. Hands-on (core): Activity 10: Control Plan, A3 Summary, Handover, and Certification Readiness. Elective: Activity 14: Elective — Descriptive Statistics and Implementation Planning</w:t>
-            </w:r>
-            <w:r>
-              <w:rPr>
-                <w:rFonts w:ascii="Arial" w:hAnsi="Arial"/>
-                <w:b/>
-                <w:sz w:val="19"/>
-              </w:rPr>
-            </w:r>
-          </w:p>
-        </w:tc>
-      </w:tr>
-      <w:tr>
-        <w:tc>
-          <w:tcPr>
-            <w:tcW w:type="dxa" w:w="1656"/>
-            <w:shd w:val="clear" w:color="auto" w:fill="E8F0FE"/>
-          </w:tcPr>
-          <w:p>
-            <w:r>
-              <w:t>17:10–17:30</w:t>
-            </w:r>
-            <w:r>
-              <w:rPr>
-                <w:rFonts w:ascii="Arial" w:hAnsi="Arial"/>
-                <w:b/>
-                <w:sz w:val="19"/>
-              </w:rPr>
-            </w:r>
-          </w:p>
-        </w:tc>
-        <w:tc>
-          <w:tcPr>
-            <w:tcW w:type="dxa" w:w="1296"/>
-            <w:shd w:val="clear" w:color="auto" w:fill="E8F0FE"/>
-          </w:tcPr>
-          <w:p>
-            <w:r>
-              <w:t>20 min</w:t>
-            </w:r>
-            <w:r>
-              <w:rPr>
-                <w:rFonts w:ascii="Arial" w:hAnsi="Arial"/>
-                <w:b w:val="0"/>
-                <w:sz w:val="19"/>
-              </w:rPr>
-            </w:r>
-          </w:p>
-        </w:tc>
-        <w:tc>
-          <w:tcPr>
-            <w:tcW w:type="dxa" w:w="6840"/>
-            <w:shd w:val="clear" w:color="auto" w:fill="E8F0FE"/>
-          </w:tcPr>
-          <w:p>
-            <w:r>
-              <w:t>Course recap, key takeaways and next steps</w:t>
-            </w:r>
-            <w:r>
-              <w:rPr>
-                <w:rFonts w:ascii="Arial" w:hAnsi="Arial"/>
-                <w:b/>
-                <w:sz w:val="19"/>
-              </w:rPr>
+              <w:t xml:space="preserve">Course recap, key takeaways and next steps  [slides 254–261]</w:t>
             </w:r>
           </w:p>
         </w:tc>
@@ -2427,7 +2367,9 @@
             <w:shd w:val="clear" w:color="auto" w:fill="1F6FEB"/>
           </w:tcPr>
           <w:p>
-            <w:r/>
+            <w:r>
+              <w:t>Activities</w:t>
+            </w:r>
             <w:r>
               <w:rPr>
                 <w:rFonts w:ascii="Arial" w:hAnsi="Arial"/>
@@ -2435,7 +2377,6 @@
                 <w:color w:val="FFFFFF"/>
                 <w:sz w:val="20"/>
               </w:rPr>
-              <w:t>Labs</w:t>
             </w:r>
           </w:p>
         </w:tc>
